--- a/templates/sanitized/bank-ten-terms.marked.docx
+++ b/templates/sanitized/bank-ten-terms.marked.docx
@@ -94,7 +94,7 @@
                 <w:szCs w:val="32"/>
                 <w:lang w:bidi="ar-AE"/>
               </w:rPr>
-              <w:t xml:space="preserve"/>
+              <w:t xml:space="preserve">‏</w:t>
             </w:r>
             <w:r>
               <w:rPr>
@@ -131,7 +131,7 @@
                 <w:szCs w:val="32"/>
                 <w:lang w:bidi="ar-AE"/>
               </w:rPr>
-              <w:t xml:space="preserve"/>
+              <w:t xml:space="preserve">‏</w:t>
             </w:r>
           </w:p>
         </w:tc>
@@ -531,7 +531,7 @@
                 <w:rtl/>
                 <w:lang w:bidi="ar-AE"/>
               </w:rPr>
-              <w:t xml:space="preserve"/>
+              <w:t xml:space="preserve">‏</w:t>
             </w:r>
             <w:r>
               <w:rPr>
@@ -713,7 +713,7 @@
                 <w:rtl/>
                 <w:lang w:bidi="ar-AE"/>
               </w:rPr>
-              <w:t xml:space="preserve"/>
+              <w:t xml:space="preserve">‏</w:t>
             </w:r>
             <w:r>
               <w:rPr>
@@ -815,7 +815,7 @@
                 <w:bCs/>
                 <w:rtl/>
               </w:rPr>
-              <w:t xml:space="preserve"/>
+              <w:t xml:space="preserve">‏</w:t>
             </w:r>
             <w:r>
               <w:rPr>
@@ -6089,7 +6089,7 @@
                 <w:szCs w:val="32"/>
                 <w:lang w:bidi="ar-AE"/>
               </w:rPr>
-              <w:t xml:space="preserve"/>
+              <w:t xml:space="preserve">‏</w:t>
             </w:r>
             <w:r>
               <w:rPr>
